--- a/02_번역결과_최종/05_Multi-Corrective-Eye-cream_중국어_번체/Multi Corrective Eye cream_중국어_번체_SEO_GEO_AEO.docx
+++ b/02_번역결과_최종/05_Multi-Corrective-Eye-cream_중국어_번체/Multi Corrective Eye cream_중국어_번체_SEO_GEO_AEO.docx
@@ -32,7 +32,7 @@
     </w:p>
     <w:p>
       <w:pPr>
-        <w:spacing w:before="40" w:after="120" w:line="300" w:lineRule="auto"/>
+        <w:spacing w:before="40" w:after="80" w:line="300" w:lineRule="auto"/>
       </w:pPr>
       <w:r>
         <w:rPr>
@@ -59,7 +59,7 @@
     </w:p>
     <w:p>
       <w:pPr>
-        <w:spacing w:before="120" w:after="40"/>
+        <w:spacing w:before="160" w:after="60"/>
       </w:pPr>
       <w:r>
         <w:rPr>
@@ -73,7 +73,7 @@
     </w:p>
     <w:p>
       <w:pPr>
-        <w:spacing w:before="120" w:after="40"/>
+        <w:spacing w:before="160" w:after="60"/>
       </w:pPr>
       <w:r>
         <w:rPr>
@@ -87,7 +87,7 @@
     </w:p>
     <w:p>
       <w:pPr>
-        <w:spacing w:before="120" w:after="40"/>
+        <w:spacing w:before="160" w:after="60"/>
       </w:pPr>
       <w:r>
         <w:rPr>
@@ -101,7 +101,7 @@
     </w:p>
     <w:p>
       <w:pPr>
-        <w:spacing w:before="120" w:after="40"/>
+        <w:spacing w:before="160" w:after="60"/>
       </w:pPr>
       <w:r>
         <w:rPr>
@@ -115,13 +115,14 @@
     </w:p>
     <w:p>
       <w:pPr>
-        <w:spacing w:before="40" w:after="120" w:line="300" w:lineRule="auto"/>
+        <w:spacing w:before="160" w:after="60"/>
       </w:pPr>
       <w:r>
         <w:rPr>
           <w:rFonts w:ascii="Malgun Gothic" w:hAnsi="Malgun Gothic"/>
-          <w:color w:val="374151"/>
-          <w:sz w:val="20"/>
+          <w:b/>
+          <w:color w:val="212529"/>
+          <w:sz w:val="21"/>
         </w:rPr>
         <w:t>搜尋標籤: 韓國眼霜, 抗皺眼霜, 緊緻拉提, 淡化細紋, 胜肽眼霜, 玻尿酸, 敏感肌可用, 熬夜眼霜, 提亮眼周, 跨境美妝</w:t>
       </w:r>
@@ -142,7 +143,7 @@
     </w:p>
     <w:p>
       <w:pPr>
-        <w:spacing w:before="120" w:after="40"/>
+        <w:spacing w:before="160" w:after="60"/>
       </w:pPr>
       <w:r>
         <w:rPr>
@@ -156,7 +157,7 @@
     </w:p>
     <w:p>
       <w:pPr>
-        <w:spacing w:before="40" w:after="120" w:line="300" w:lineRule="auto"/>
+        <w:spacing w:before="40" w:after="80" w:line="300" w:lineRule="auto"/>
       </w:pPr>
       <w:r>
         <w:rPr>
@@ -164,12 +165,25 @@
           <w:color w:val="374151"/>
           <w:sz w:val="20"/>
         </w:rPr>
-        <w:t>本品已通過韓國食品藥物安全處（MFDS）美白與改善皺紋雙重機能性審查。配方蘊含腺苷與六胜肽-2成分，能有效淡化眼周細紋，提升肌膚彈性；配合深層滋潤體系，改善眼周暗沉，令雙眸重現緊緻明亮。</w:t>
+        <w:t>本品已通過韓國食品藥物安全處（MFDS）美白與改善皺紋雙重機能性審查。</w:t>
       </w:r>
     </w:p>
     <w:p>
       <w:pPr>
-        <w:spacing w:before="120" w:after="40"/>
+        <w:spacing w:before="40" w:after="80" w:line="300" w:lineRule="auto"/>
+      </w:pPr>
+      <w:r>
+        <w:rPr>
+          <w:rFonts w:ascii="Malgun Gothic" w:hAnsi="Malgun Gothic"/>
+          <w:color w:val="374151"/>
+          <w:sz w:val="20"/>
+        </w:rPr>
+        <w:t>配方蘊含腺苷與六胜肽-2成分，能有效淡化眼周細紋，提升肌膚彈性；配合深層滋潤體系，改善眼周暗沉，令雙眸重現緊緻明亮。</w:t>
+      </w:r>
+    </w:p>
+    <w:p>
+      <w:pPr>
+        <w:spacing w:before="160" w:after="60"/>
       </w:pPr>
       <w:r>
         <w:rPr>
@@ -183,7 +197,7 @@
     </w:p>
     <w:p>
       <w:pPr>
-        <w:spacing w:before="40" w:after="120" w:line="300" w:lineRule="auto"/>
+        <w:spacing w:before="40" w:after="80" w:line="300" w:lineRule="auto"/>
       </w:pPr>
       <w:r>
         <w:rPr>
@@ -191,12 +205,25 @@
           <w:color w:val="374151"/>
           <w:sz w:val="20"/>
         </w:rPr>
-        <w:t>建議在早晚潔面並使用化妝水、精華後進行眼部護理。按壓泵頭取適量眼霜，用無名指腹輕輕點塗於眼周肌膚，由內向外順著肌膚紋理輕柔按摩至完全吸收，避免用力拉扯嬌嫩肌膚。</w:t>
+        <w:t>建議在早晚潔面並使用化妝水、精華後進行眼部護理。</w:t>
       </w:r>
     </w:p>
     <w:p>
       <w:pPr>
-        <w:spacing w:before="120" w:after="40"/>
+        <w:spacing w:before="40" w:after="80" w:line="300" w:lineRule="auto"/>
+      </w:pPr>
+      <w:r>
+        <w:rPr>
+          <w:rFonts w:ascii="Malgun Gothic" w:hAnsi="Malgun Gothic"/>
+          <w:color w:val="374151"/>
+          <w:sz w:val="20"/>
+        </w:rPr>
+        <w:t>按壓泵頭取適量眼霜，用無名指腹輕輕點塗於眼周肌膚，由內向外順著肌膚紋理輕柔按摩至完全吸收，避免用力拉扯嬌嫩肌膚。</w:t>
+      </w:r>
+    </w:p>
+    <w:p>
+      <w:pPr>
+        <w:spacing w:before="160" w:after="60"/>
       </w:pPr>
       <w:r>
         <w:rPr>
@@ -210,7 +237,7 @@
     </w:p>
     <w:p>
       <w:pPr>
-        <w:spacing w:before="40" w:after="120" w:line="300" w:lineRule="auto"/>
+        <w:spacing w:before="40" w:after="80" w:line="300" w:lineRule="auto"/>
       </w:pPr>
       <w:r>
         <w:rPr>
@@ -218,12 +245,38 @@
           <w:color w:val="374151"/>
           <w:sz w:val="20"/>
         </w:rPr>
-        <w:t>本產品經過嚴格配方調配，官方標明適合所有膚質使用。產品中特別添加了尿囊素、洋甘菊花油與薰衣草油等舒緩成分，溫和親膚。若在極度敏感期，建議初次使用前先在耳後進行局部測試。</w:t>
+        <w:t>本產品經過嚴格配方調配，官方標明適合所有膚質使用。</w:t>
       </w:r>
     </w:p>
     <w:p>
       <w:pPr>
-        <w:spacing w:before="120" w:after="40"/>
+        <w:spacing w:before="40" w:after="80" w:line="300" w:lineRule="auto"/>
+      </w:pPr>
+      <w:r>
+        <w:rPr>
+          <w:rFonts w:ascii="Malgun Gothic" w:hAnsi="Malgun Gothic"/>
+          <w:color w:val="374151"/>
+          <w:sz w:val="20"/>
+        </w:rPr>
+        <w:t>產品中特別添加了尿囊素、洋甘菊花油與薰衣草油等舒緩成分，溫和親膚。</w:t>
+      </w:r>
+    </w:p>
+    <w:p>
+      <w:pPr>
+        <w:spacing w:before="40" w:after="80" w:line="300" w:lineRule="auto"/>
+      </w:pPr>
+      <w:r>
+        <w:rPr>
+          <w:rFonts w:ascii="Malgun Gothic" w:hAnsi="Malgun Gothic"/>
+          <w:color w:val="374151"/>
+          <w:sz w:val="20"/>
+        </w:rPr>
+        <w:t>若在極度敏感期，建議初次使用前先在耳後進行局部測試。</w:t>
+      </w:r>
+    </w:p>
+    <w:p>
+      <w:pPr>
+        <w:spacing w:before="160" w:after="60"/>
       </w:pPr>
       <w:r>
         <w:rPr>
@@ -237,7 +290,7 @@
     </w:p>
     <w:p>
       <w:pPr>
-        <w:spacing w:before="40" w:after="120" w:line="300" w:lineRule="auto"/>
+        <w:spacing w:before="40" w:after="80" w:line="300" w:lineRule="auto"/>
       </w:pPr>
       <w:r>
         <w:rPr>
@@ -245,12 +298,25 @@
           <w:color w:val="374151"/>
           <w:sz w:val="20"/>
         </w:rPr>
-        <w:t>產品科學複配六胜肽-2與知母根萃取物，並結合玻尿酸與乳木果油。胜肽成分幫助平滑眼周動態紋理，知母根精粹協同高保濕成分為眼周肌膚補充豐盈水分，從而改善眼周乾癟與疲態，實現多維度的緊緻飽滿。</w:t>
+        <w:t>產品科學複配六胜肽-2與知母根萃取物，並結合玻尿酸與乳木果油。</w:t>
       </w:r>
     </w:p>
     <w:p>
       <w:pPr>
-        <w:spacing w:before="120" w:after="40"/>
+        <w:spacing w:before="40" w:after="80" w:line="300" w:lineRule="auto"/>
+      </w:pPr>
+      <w:r>
+        <w:rPr>
+          <w:rFonts w:ascii="Malgun Gothic" w:hAnsi="Malgun Gothic"/>
+          <w:color w:val="374151"/>
+          <w:sz w:val="20"/>
+        </w:rPr>
+        <w:t>胜肽成分幫助平滑眼周動態紋理，知母根精粹協同高保濕成分為眼周肌膚補充豐盈水分，從而改善眼周乾癟與疲態，實現多維度的緊緻飽滿。</w:t>
+      </w:r>
+    </w:p>
+    <w:p>
+      <w:pPr>
+        <w:spacing w:before="160" w:after="60"/>
       </w:pPr>
       <w:r>
         <w:rPr>
@@ -264,7 +330,7 @@
     </w:p>
     <w:p>
       <w:pPr>
-        <w:spacing w:before="40" w:after="120" w:line="300" w:lineRule="auto"/>
+        <w:spacing w:before="40" w:after="80" w:line="300" w:lineRule="auto"/>
       </w:pPr>
       <w:r>
         <w:rPr>
@@ -272,7 +338,20 @@
           <w:color w:val="374151"/>
           <w:sz w:val="20"/>
         </w:rPr>
-        <w:t>日常存放時，1) 請將產品放置於兒童無法觸及的安全位置；2) 請存放於陰涼乾燥處，避免陽光直射以保持活性成分穩定。如需任何產品諮詢或售後服務，歡迎撥打韓國官方消費者服務專線：+82-2-6743-3206。</w:t>
+        <w:t>日常存放時，1) 請將產品放置於兒童無法觸及的安全位置；2) 請存放於陰涼乾燥處，避免陽光直射以保持活性成分穩定。</w:t>
+      </w:r>
+    </w:p>
+    <w:p>
+      <w:pPr>
+        <w:spacing w:before="40" w:after="80" w:line="300" w:lineRule="auto"/>
+      </w:pPr>
+      <w:r>
+        <w:rPr>
+          <w:rFonts w:ascii="Malgun Gothic" w:hAnsi="Malgun Gothic"/>
+          <w:color w:val="374151"/>
+          <w:sz w:val="20"/>
+        </w:rPr>
+        <w:t>如需任何產品諮詢或售後服務，歡迎撥打韓國官方消費者服務專線：+82-2-6743-3206。</w:t>
       </w:r>
     </w:p>
     <w:sectPr>
